--- a/doc/ready/Ariza_Microgreen_Uzbekistan.docx
+++ b/doc/ready/Ariza_Microgreen_Uzbekistan.docx
@@ -1170,7 +1170,7 @@
               <w:rPr>
                 <w:rFonts w:ascii="Times New Roman" w:hAnsi="Times New Roman"/>
               </w:rPr>
-              <w:t>$300 000 — birinchi 2 yilda: 30+ restoran + 132+ uy xo'jaligi (moliyaviy modelga muvofiq)</w:t>
+              <w:t>$300 000 — birinchi 2 yilda: 35+ restoran, 60+ obunachi oila va oyiga 530+ chakana xarid (moliyaviy modelga muvofiq)</w:t>
             </w:r>
           </w:p>
         </w:tc>
@@ -3625,7 +3625,7 @@
               <w:rPr>
                 <w:rFonts w:ascii="Times New Roman" w:hAnsi="Times New Roman"/>
               </w:rPr>
-              <w:t>Oylik ~20 mln so'm (5 restoran + 15 oila). Yillik ~240 mln so'm. Mahsulotlar: mikro-ko'katlar, salatlar, gullar</w:t>
+              <w:t>Oylik ~40 mln so'm, yillik ~480 mln so'm. Tarkibi: restoranlar 12 mln (12 ta, chek ~200 000 so'm, oyiga ~5 marta), oila obunalari 7.5 mln (15 ta), chakana savdo 20.5 mln (~205 xarid, o'rtacha chek ~100 000)</w:t>
             </w:r>
           </w:p>
         </w:tc>
@@ -3706,7 +3706,7 @@
               <w:rPr>
                 <w:rFonts w:ascii="Times New Roman" w:hAnsi="Times New Roman"/>
               </w:rPr>
-              <w:t>Jami: 20 mijoz (5 restoran + 15 oila). Sayt: microgreenuzbekistan.com — 50+ foydalanuvchi. Telegram-bot: 30+ obunachi</w:t>
+              <w:t>Doimiy mijozlar: 27 (12 restoran + 15 obunachi oila). Chakana: oyiga ~205 xarid. Sayt: microgreenuzbekistan.com — 50+ foydalanuvchi. Telegram-bot: 30+ obunachi</w:t>
             </w:r>
           </w:p>
         </w:tc>
@@ -3787,7 +3787,7 @@
               <w:rPr>
                 <w:rFonts w:ascii="Times New Roman" w:hAnsi="Times New Roman"/>
               </w:rPr>
-              <w:t xml:space="preserve">Shaxsiy mablag'lar hisobiga boshlangan. Tashqi investitsiya olinmagan.</w:t>
+              <w:t>Shaxsiy mablag'lar: $50 000 kiritilgan. Tashqi investitsiya olinmagan.</w:t>
             </w:r>
           </w:p>
         </w:tc>
@@ -3919,7 +3919,7 @@
               <w:rPr>
                 <w:rFonts w:ascii="Times New Roman" w:hAnsi="Times New Roman"/>
               </w:rPr>
-              <w:t>Sep'26 – Nov'26: 24 mln so'm/oy (6 restoran + 18 oila); Dec'26 – Feb'27: 54.1 mln so'm/oy (9 restoran + 26 oila); Mar'27 – May'27: 73.2 mln so'm/oy (12 restoran + 37 oila); Jun'27 – Aug'27: 87.2 mln so'm/oy (15 restoran + 50 oila)</w:t>
+              <w:t>Sep'26 – Nov'26: 43.5 mln so'm/oy (13 restoran + 17 oila); Dec'26 – Feb'27: 71.6 mln so'm/oy (16 restoran + 22 oila); Mar'27 – May'27: 88.2 mln so'm/oy (19 restoran + 28 oila); Jun'27 – Aug'27: 98.8 mln so'm/oy (22 restoran + 34 oila)</w:t>
             </w:r>
           </w:p>
         </w:tc>

--- a/doc/ready/Ariza_Microgreen_Uzbekistan.docx
+++ b/doc/ready/Ariza_Microgreen_Uzbekistan.docx
@@ -3625,7 +3625,7 @@
               <w:rPr>
                 <w:rFonts w:ascii="Times New Roman" w:hAnsi="Times New Roman"/>
               </w:rPr>
-              <w:t>Oylik ~40 mln so'm, yillik ~480 mln so'm. Tarkibi: restoranlar 12 mln (12 ta, chek ~200 000 so'm, oyiga ~5 marta), oila obunalari 7.5 mln (15 ta), chakana savdo 20.5 mln (~205 xarid, o'rtacha chek ~100 000)</w:t>
+              <w:t>Oylik ~40 mln so'm (QQS bilan), yillik ~480 mln so'm. QQSsiz — oyiga ~35.7 mln so'm, moliyaviy model shu summadan hisoblanadi. Tarkibi: restoranlar 12 mln (12 ta, chek ~200 000 so'm, oyiga ~5 marta), oila obunalari 7.5 mln (15 ta), chakana savdo 20.5 mln (~205 xarid, o'rtacha chek ~100 000)</w:t>
             </w:r>
           </w:p>
         </w:tc>
@@ -3919,7 +3919,7 @@
               <w:rPr>
                 <w:rFonts w:ascii="Times New Roman" w:hAnsi="Times New Roman"/>
               </w:rPr>
-              <w:t>Sep'26 – Nov'26: 43.5 mln so'm/oy (13 restoran + 17 oila); Dec'26 – Feb'27: 71.6 mln so'm/oy (16 restoran + 22 oila); Mar'27 – May'27: 88.2 mln so'm/oy (19 restoran + 28 oila); Jun'27 – Aug'27: 98.8 mln so'm/oy (22 restoran + 34 oila)</w:t>
+              <w:t>Sep'26 – Nov'26: 38.8 mln so'm/oy (13 restoran + 17 oila); Dec'26 – Feb'27: 63.9 mln so'm/oy (16 restoran + 22 oila); Mar'27 – May'27: 78.8 mln so'm/oy (19 restoran + 28 oila); Jun'27 – Aug'27: 88.2 mln so'm/oy (22 restoran + 34 oila) (barcha summalar QQSsiz)</w:t>
             </w:r>
           </w:p>
         </w:tc>

--- a/doc/ready/Ariza_Microgreen_Uzbekistan.docx
+++ b/doc/ready/Ariza_Microgreen_Uzbekistan.docx
@@ -1170,7 +1170,7 @@
               <w:rPr>
                 <w:rFonts w:ascii="Times New Roman" w:hAnsi="Times New Roman"/>
               </w:rPr>
-              <w:t>$300 000 — birinchi 2 yilda: 35+ restoran, 60+ obunachi oila va oyiga 530+ chakana xarid (moliyaviy modelga muvofiq)</w:t>
+              <w:t>$300 000 — birinchi yilda: 22+ restoran, 34+ obunachi oila va oyiga 350+ chakana xarid (moliyaviy modelga muvofiq)</w:t>
             </w:r>
           </w:p>
         </w:tc>
@@ -3625,7 +3625,7 @@
               <w:rPr>
                 <w:rFonts w:ascii="Times New Roman" w:hAnsi="Times New Roman"/>
               </w:rPr>
-              <w:t>Oylik ~40 mln so'm (QQS bilan), yillik ~480 mln so'm. QQSsiz — oyiga ~35.7 mln so'm, moliyaviy model shu summadan hisoblanadi. Tarkibi: restoranlar 12 mln (12 ta, chek ~200 000 so'm, oyiga ~5 marta), oila obunalari 7.5 mln (15 ta), chakana savdo 20.5 mln (~205 xarid, o'rtacha chek ~100 000)</w:t>
+              <w:t>Oylik ~48.4 mln so'm (QQS bilan), yillik ~581.2 mln so'm. QQSsiz — oyiga ~43.2 mln so'm, moliyaviy model shu summadan hisoblanadi. Tarkibi: restoranlar 16.4 mln (12 ta, chek ~455 000 so'm, oyiga ~3 marta), oila obunalari 5.4 mln (15 ta), chakana savdo 26.6 mln (~205 xarid, o'rtacha chek ~130 000)</w:t>
             </w:r>
           </w:p>
         </w:tc>
@@ -3919,7 +3919,7 @@
               <w:rPr>
                 <w:rFonts w:ascii="Times New Roman" w:hAnsi="Times New Roman"/>
               </w:rPr>
-              <w:t>Sep'26 – Nov'26: 38.8 mln so'm/oy (13 restoran + 17 oila); Dec'26 – Feb'27: 63.9 mln so'm/oy (16 restoran + 22 oila); Mar'27 – May'27: 78.8 mln so'm/oy (19 restoran + 28 oila); Jun'27 – Aug'27: 88.2 mln so'm/oy (22 restoran + 34 oila) (barcha summalar QQSsiz)</w:t>
+              <w:t>Sep'26 – Nov'26: 46.8 mln so'm/oy (13 restoran + 17 oila); Dec'26 – Feb'27: 105.7 mln so'm/oy (16 restoran + 22 oila); Mar'27 – May'27: 132.8 mln so'm/oy (19 restoran + 28 oila); Jun'27 – Aug'27: 143.7 mln so'm/oy (22 restoran + 34 oila) (barcha summalar QQSsiz)</w:t>
             </w:r>
           </w:p>
         </w:tc>
